--- a/03_Outputs/final scripts/ru/Module 2/2.0.0-ru.docx
+++ b/03_Outputs/final scripts/ru/Module 2/2.0.0-ru.docx
@@ -14,7 +14,7 @@
     </w:p>
     <w:p>
       <w:r>
-        <w:t xml:space="preserve">В этом модуле мы рассмотрим определения доступа к энергии, энергетической и топливной бедности, а также инклюзивных энергетических услуг. Мы также обсудим технологические инновации, такие как распределённые возобновляемые энергетические системы, и то, как они меняют жизни, особенно в отдалённых сообществах. Например, солнечные микро-сети поддерживают водоснабжение и малый бизнес.  </w:t>
+        <w:t xml:space="preserve">В этом модуле мы рассмотрим определения доступа к энергии, энергетической и топливной бедности, а также инклюзивных энергетических услуг. Мы также обсудим технологические инновации, такие как распределённые возобновляемые энергетические системы, и то, как они меняют жизни, особенно в отдалённых сообществах. Например, солнечные микро-сети поддерживают водяное насосное оборудование и малый бизнес.  </w:t>
       </w:r>
     </w:p>
     <w:p>
@@ -34,7 +34,7 @@
     </w:p>
     <w:p>
       <w:r>
-        <w:t>Возможности велики: расширяя доступ к надежной, доступной и чистой энергии, мы можем ускорить прогресс в достижении Цели устойчивого развития 7 и обеспечить, чтобы никто не остался позади.</w:t>
+        <w:t>Возможности велики: расширяя доступ к надёжной, доступной и чистой энергии, мы можем ускорить прогресс в достижении Цели устойчивого развития 7 и обеспечить, чтобы никто не остался позади.</w:t>
       </w:r>
     </w:p>
     <w:sectPr>
